--- a/Files/03 - Vayikra/04 - Tazria/5784/Tazria 5784.docx
+++ b/Files/03 - Vayikra/04 - Tazria/5784/Tazria 5784.docx
@@ -408,7 +408,7 @@
         <w:rPr>
           <w:rFonts w:ascii="Times New Roman" w:hAnsi="Times New Roman" w:cs="Times New Roman"/>
         </w:rPr>
-        <w:t xml:space="preserve"> malady, a direct message from</w:t>
+        <w:t xml:space="preserve"> malady, a direct message from </w:t>
       </w:r>
       <w:r>
         <w:rPr>

--- a/Files/03 - Vayikra/04 - Tazria/5784/Tazria 5784.docx
+++ b/Files/03 - Vayikra/04 - Tazria/5784/Tazria 5784.docx
@@ -707,7 +707,7 @@
           <w:rFonts w:ascii="Times New Roman" w:hAnsi="Times New Roman" w:cs="Times New Roman"/>
           <w:rtl/>
         </w:rPr>
-        <w:t>"</w:t>
+        <w:t>״</w:t>
       </w:r>
       <w:r>
         <w:rPr>
@@ -735,7 +735,7 @@
           <w:rFonts w:ascii="Times New Roman" w:hAnsi="Times New Roman" w:cs="Times New Roman"/>
           <w:rtl/>
         </w:rPr>
-        <w:t>"</w:t>
+        <w:t>״</w:t>
       </w:r>
       <w:r>
         <w:rPr>
@@ -888,7 +888,7 @@
           <w:rFonts w:ascii="Times New Roman" w:hAnsi="Times New Roman" w:cs="Times New Roman"/>
           <w:rtl/>
         </w:rPr>
-        <w:t>"</w:t>
+        <w:t>״</w:t>
       </w:r>
       <w:r>
         <w:rPr>
@@ -916,7 +916,7 @@
           <w:rFonts w:ascii="Times New Roman" w:hAnsi="Times New Roman" w:cs="Times New Roman"/>
           <w:rtl/>
         </w:rPr>
-        <w:t>"</w:t>
+        <w:t>״</w:t>
       </w:r>
       <w:r>
         <w:rPr>
